--- a/pr-preview/pr-310/notation-tracked-changes.docx
+++ b/pr-preview/pr-310/notation-tracked-changes.docx
@@ -16,7 +16,7 @@
       </w:pPr>
       <w:del w:id="1" w:author="PR Preview" w:date="2026-01-01T00:00:00Z">
         <w:r>
-          <w:delText xml:space="preserve">Last modified: 2026-10-15 08:28:32 (PDT)</w:delText>
+          <w:delText xml:space="preserve">Last modified: 2026-10-15 12:42:30 (PDT)</w:delText>
         </w:r>
       </w:del>
     </w:p>
@@ -26,7 +26,7 @@
       </w:pPr>
       <w:ins w:id="2" w:author="PR Preview" w:date="2026-01-01T00:00:00Z">
         <w:r>
-          <w:t xml:space="preserve">Last modified: 2026-10-15 08:32:48 (PDT)</w:t>
+          <w:t xml:space="preserve">Last modified: 2026-10-15 13:37:28 (PDT)</w:t>
         </w:r>
       </w:ins>
     </w:p>
@@ -63,7 +63,7 @@
       <w:tr>
         <w:tc>
           <w:tcPr/>
-          <w:bookmarkStart w:id="22" w:name="tbl-notation-collected"/>
+          <w:bookmarkStart w:id="23" w:name="tbl-notation-collected"/>
           <w:p>
             <w:pPr>
               <w:jc w:val="center"/>
@@ -266,7 +266,7 @@
                     <w:pStyle w:val="Compact"/>
                     <w:jc w:val="center"/>
                   </w:pPr>
-                  <w:hyperlink r:id="rId10">
+                  <w:hyperlink r:id="rId11">
                     <w:r>
                       <w:rPr>
                         <w:rStyle w:val="Hyperlink"/>
@@ -436,7 +436,7 @@
                   <w:r>
                     <w:t xml:space="preserve"> </w:t>
                   </w:r>
-                  <w:hyperlink r:id="rId11">
+                  <w:hyperlink r:id="rId12">
                     <w:r>
                       <w:rPr>
                         <w:rStyle w:val="Hyperlink"/>
@@ -502,7 +502,7 @@
                     <w:pStyle w:val="Compact"/>
                     <w:jc w:val="center"/>
                   </w:pPr>
-                  <w:hyperlink r:id="rId12">
+                  <w:hyperlink r:id="rId13">
                     <w:r>
                       <w:rPr>
                         <w:rStyle w:val="Hyperlink"/>
@@ -637,7 +637,7 @@
                   <w:r>
                     <w:t xml:space="preserve"> </w:t>
                   </w:r>
-                  <w:hyperlink r:id="rId13">
+                  <w:hyperlink r:id="rId14">
                     <w:r>
                       <w:rPr>
                         <w:rStyle w:val="Hyperlink"/>
@@ -699,7 +699,7 @@
                     <w:pStyle w:val="Compact"/>
                     <w:jc w:val="center"/>
                   </w:pPr>
-                  <w:hyperlink r:id="rId14">
+                  <w:hyperlink r:id="rId15">
                     <w:r>
                       <w:rPr>
                         <w:rStyle w:val="Hyperlink"/>
@@ -825,7 +825,7 @@
                   <w:r>
                     <w:t xml:space="preserve"> </w:t>
                   </w:r>
-                  <w:hyperlink r:id="rId15">
+                  <w:hyperlink r:id="rId16">
                     <w:r>
                       <w:rPr>
                         <w:rStyle w:val="Hyperlink"/>
@@ -837,7 +837,7 @@
                     <w:rPr>
                       <w:rStyle w:val="FootnoteReference"/>
                     </w:rPr>
-                    <w:footnoteReference w:id="16"/>
+                    <w:footnoteReference w:id="17"/>
                   </w:r>
                 </w:p>
               </w:tc>
@@ -900,7 +900,7 @@
                     <w:pStyle w:val="Compact"/>
                     <w:jc w:val="center"/>
                   </w:pPr>
-                  <w:hyperlink r:id="rId17">
+                  <w:hyperlink r:id="rId18">
                     <w:r>
                       <w:rPr>
                         <w:rStyle w:val="Hyperlink"/>
@@ -954,7 +954,7 @@
                     <w:pStyle w:val="Compact"/>
                     <w:jc w:val="center"/>
                   </w:pPr>
-                  <w:hyperlink r:id="rId18">
+                  <w:hyperlink r:id="rId19">
                     <w:r>
                       <w:rPr>
                         <w:rStyle w:val="Hyperlink"/>
@@ -1008,7 +1008,7 @@
                     <w:pStyle w:val="Compact"/>
                     <w:jc w:val="center"/>
                   </w:pPr>
-                  <w:hyperlink r:id="rId19">
+                  <w:hyperlink r:id="rId20">
                     <w:r>
                       <w:rPr>
                         <w:rStyle w:val="Hyperlink"/>
@@ -1026,7 +1026,7 @@
                     <w:rPr>
                       <w:rStyle w:val="FootnoteReference"/>
                     </w:rPr>
-                    <w:footnoteReference w:id="20"/>
+                    <w:footnoteReference w:id="21"/>
                   </w:r>
                 </w:p>
               </w:tc>
@@ -1399,7 +1399,7 @@
               </w:tc>
             </w:tr>
           </w:tbl>
-          <w:bookmarkEnd w:id="22"/>
+          <w:bookmarkEnd w:id="23"/>
           <w:p/>
         </w:tc>
       </w:tr>
@@ -1424,7 +1424,7 @@
         <w:t xml:space="preserve">which define those terms.</w:t>
       </w:r>
     </w:p>
-    <w:bookmarkStart w:id="24" w:name="sec-writing-math-quarto"/>
+    <w:bookmarkStart w:id="25" w:name="sec-writing-math-quarto"/>
     <w:p>
       <w:pPr>
         <w:pStyle w:val="Heading2"/>
@@ -1508,7 +1508,7 @@
       <w:r>
         <w:t xml:space="preserve"> </w:t>
       </w:r>
-      <w:hyperlink r:id="rId23">
+      <w:hyperlink r:id="rId24">
         <w:r>
           <w:rPr>
             <w:rStyle w:val="Hyperlink"/>
@@ -1610,8 +1610,8 @@
         <w:t xml:space="preserve">.</w:t>
       </w:r>
     </w:p>
-    <w:bookmarkEnd w:id="24"/>
-    <w:bookmarkStart w:id="38" w:name="sec-notation-naturals"/>
+    <w:bookmarkEnd w:id="25"/>
+    <w:bookmarkStart w:id="42" w:name="sec-notation-naturals"/>
     <w:p>
       <w:pPr>
         <w:pStyle w:val="Heading2"/>
@@ -1620,7 +1620,7 @@
         <w:t xml:space="preserve">2 Natural numbers</w:t>
       </w:r>
     </w:p>
-    <w:bookmarkStart w:id="25" w:name="exr-naturals-below-three"/>
+    <w:bookmarkStart w:id="26" w:name="exr-naturals-below-three"/>
     <w:p>
       <w:pPr>
         <w:pStyle w:val="FirstParagraph"/>
@@ -1703,8 +1703,8 @@
         <w:t xml:space="preserve">Is your answer the same in every textbook?</w:t>
       </w:r>
     </w:p>
-    <w:bookmarkEnd w:id="25"/>
-    <w:bookmarkStart w:id="26" w:name="sol-naturals-below-three"/>
+    <w:bookmarkEnd w:id="26"/>
+    <w:bookmarkStart w:id="27" w:name="sol-naturals-below-three"/>
     <w:p>
       <w:pPr>
         <w:pStyle w:val="BodyText"/>
@@ -1914,8 +1914,8 @@
         <w:t xml:space="preserve">so the answer is not the same in every textbook.</w:t>
       </w:r>
     </w:p>
-    <w:bookmarkEnd w:id="26"/>
-    <w:bookmarkStart w:id="27" w:name="def-integers"/>
+    <w:bookmarkEnd w:id="27"/>
+    <w:bookmarkStart w:id="28" w:name="def-integers"/>
     <w:p>
       <w:pPr>
         <w:pStyle w:val="BodyText"/>
@@ -2158,11 +2158,36 @@
       <w:r>
         <w:t xml:space="preserve">.</w:t>
       </w:r>
-      <w:r>
-        <w:t xml:space="preserve"> </w:t>
-      </w:r>
-      <w:r>
-        <w:t xml:space="preserve">The integers greater than</w:t>
+    </w:p>
+    <w:bookmarkEnd w:id="28"/>
+    <w:bookmarkStart w:id="29" w:name="def-positive-integer"/>
+    <w:p>
+      <w:pPr>
+        <w:pStyle w:val="BodyText"/>
+      </w:pPr>
+      <w:r>
+        <w:rPr>
+          <w:b/>
+          <w:bCs/>
+        </w:rPr>
+        <w:t xml:space="preserve">Definition 2 (Positive integers)</w:t>
+      </w:r>
+      <w:r>
+        <w:t xml:space="preserve"> </w:t>
+      </w:r>
+      <w:r>
+        <w:t xml:space="preserve">The integers (</w:t>
+      </w:r>
+      <w:hyperlink w:anchor="def-integers">
+        <w:r>
+          <w:rPr>
+            <w:rStyle w:val="Hyperlink"/>
+          </w:rPr>
+          <w:t xml:space="preserve">Definition 1</w:t>
+        </w:r>
+      </w:hyperlink>
+      <w:r>
+        <w:t xml:space="preserve">) greater than</w:t>
       </w:r>
       <w:r>
         <w:t xml:space="preserve"> </w:t>
@@ -2189,13 +2214,38 @@
         <w:t xml:space="preserve">positive integers</w:t>
       </w:r>
       <w:r>
-        <w:t xml:space="preserve">,</w:t>
-      </w:r>
-      <w:r>
-        <w:t xml:space="preserve"> </w:t>
-      </w:r>
-      <w:r>
-        <w:t xml:space="preserve">and the integers less than</w:t>
+        <w:t xml:space="preserve">.</w:t>
+      </w:r>
+    </w:p>
+    <w:bookmarkEnd w:id="29"/>
+    <w:bookmarkStart w:id="30" w:name="def-negative-integer"/>
+    <w:p>
+      <w:pPr>
+        <w:pStyle w:val="BodyText"/>
+      </w:pPr>
+      <w:r>
+        <w:rPr>
+          <w:b/>
+          <w:bCs/>
+        </w:rPr>
+        <w:t xml:space="preserve">Definition 3 (Negative integers)</w:t>
+      </w:r>
+      <w:r>
+        <w:t xml:space="preserve"> </w:t>
+      </w:r>
+      <w:r>
+        <w:t xml:space="preserve">The integers (</w:t>
+      </w:r>
+      <w:hyperlink w:anchor="def-integers">
+        <w:r>
+          <w:rPr>
+            <w:rStyle w:val="Hyperlink"/>
+          </w:rPr>
+          <w:t xml:space="preserve">Definition 1</w:t>
+        </w:r>
+      </w:hyperlink>
+      <w:r>
+        <w:t xml:space="preserve">) less than</w:t>
       </w:r>
       <w:r>
         <w:t xml:space="preserve"> </w:t>
@@ -2225,8 +2275,8 @@
         <w:t xml:space="preserve">.</w:t>
       </w:r>
     </w:p>
-    <w:bookmarkEnd w:id="27"/>
-    <w:bookmarkStart w:id="28" w:name="exm-integers"/>
+    <w:bookmarkEnd w:id="30"/>
+    <w:bookmarkStart w:id="31" w:name="exm-integers"/>
     <w:p>
       <w:pPr>
         <w:pStyle w:val="BodyText"/>
@@ -2409,8 +2459,8 @@
         <w:t xml:space="preserve">.</w:t>
       </w:r>
     </w:p>
-    <w:bookmarkEnd w:id="28"/>
-    <w:bookmarkStart w:id="29" w:name="def-even-odd"/>
+    <w:bookmarkEnd w:id="31"/>
+    <w:bookmarkStart w:id="32" w:name="def-even-odd"/>
     <w:p>
       <w:pPr>
         <w:pStyle w:val="FirstParagraph"/>
@@ -2420,7 +2470,7 @@
           <w:b/>
           <w:bCs/>
         </w:rPr>
-        <w:t xml:space="preserve">Definition 2 (Even and odd integers)</w:t>
+        <w:t xml:space="preserve">Definition 4 (Even integer)</w:t>
       </w:r>
       <w:r>
         <w:t xml:space="preserve"> </w:t>
@@ -2504,13 +2554,52 @@
         </m:r>
       </m:oMath>
       <w:r>
-        <w:t xml:space="preserve">,</w:t>
-      </w:r>
-      <w:r>
-        <w:t xml:space="preserve"> </w:t>
-      </w:r>
-      <w:r>
-        <w:t xml:space="preserve">and</w:t>
+        <w:t xml:space="preserve">.</w:t>
+      </w:r>
+    </w:p>
+    <w:bookmarkEnd w:id="32"/>
+    <w:bookmarkStart w:id="33" w:name="def-odd"/>
+    <w:p>
+      <w:pPr>
+        <w:pStyle w:val="BodyText"/>
+      </w:pPr>
+      <w:r>
+        <w:rPr>
+          <w:b/>
+          <w:bCs/>
+        </w:rPr>
+        <w:t xml:space="preserve">Definition 5 (Odd integer)</w:t>
+      </w:r>
+      <w:r>
+        <w:t xml:space="preserve"> </w:t>
+      </w:r>
+      <w:r>
+        <w:t xml:space="preserve">An integer (</w:t>
+      </w:r>
+      <w:hyperlink w:anchor="def-integers">
+        <w:r>
+          <w:rPr>
+            <w:rStyle w:val="Hyperlink"/>
+          </w:rPr>
+          <w:t xml:space="preserve">Definition 1</w:t>
+        </w:r>
+      </w:hyperlink>
+      <w:r>
+        <w:t xml:space="preserve">)</w:t>
+      </w:r>
+      <w:r>
+        <w:t xml:space="preserve"> </w:t>
+      </w:r>
+      <m:oMath>
+        <m:r>
+          <m:t>n</m:t>
+        </m:r>
+      </m:oMath>
+      <w:r>
+        <w:t xml:space="preserve"> </w:t>
+      </w:r>
+      <w:r>
+        <w:t xml:space="preserve">is</w:t>
       </w:r>
       <w:r>
         <w:t xml:space="preserve"> </w:t>
@@ -2575,8 +2664,8 @@
         <w:t xml:space="preserve">.</w:t>
       </w:r>
     </w:p>
-    <w:bookmarkEnd w:id="29"/>
-    <w:bookmarkStart w:id="30" w:name="exm-even-odd"/>
+    <w:bookmarkEnd w:id="33"/>
+    <w:bookmarkStart w:id="34" w:name="exm-even-odd"/>
     <w:p>
       <w:pPr>
         <w:pStyle w:val="BodyText"/>
@@ -2859,8 +2948,8 @@
         <w:t xml:space="preserve">is neither even nor odd, because it is not an integer.</w:t>
       </w:r>
     </w:p>
-    <w:bookmarkEnd w:id="30"/>
-    <w:bookmarkStart w:id="31" w:name="def-natural-numbers"/>
+    <w:bookmarkEnd w:id="34"/>
+    <w:bookmarkStart w:id="35" w:name="def-natural-numbers"/>
     <w:p>
       <w:pPr>
         <w:pStyle w:val="FirstParagraph"/>
@@ -2870,7 +2959,7 @@
           <w:b/>
           <w:bCs/>
         </w:rPr>
-        <w:t xml:space="preserve">Definition 3 (Natural numbers (our convention))</w:t>
+        <w:t xml:space="preserve">Definition 6 (Natural numbers (our convention))</w:t>
       </w:r>
       <w:r>
         <w:t xml:space="preserve"> </w:t>
@@ -2894,12 +2983,12 @@
       <w:r>
         <w:t xml:space="preserve">are the positive integers (</w:t>
       </w:r>
-      <w:hyperlink w:anchor="def-integers">
+      <w:hyperlink w:anchor="def-positive-integer">
         <w:r>
           <w:rPr>
             <w:rStyle w:val="Hyperlink"/>
           </w:rPr>
-          <w:t xml:space="preserve">Definition 1</w:t>
+          <w:t xml:space="preserve">Definition 2</w:t>
         </w:r>
       </w:hyperlink>
       <w:r>
@@ -2993,8 +3082,8 @@
         </m:oMath>
       </m:oMathPara>
     </w:p>
-    <w:bookmarkEnd w:id="31"/>
-    <w:bookmarkStart w:id="32" w:name="def-nonnegative-integers"/>
+    <w:bookmarkEnd w:id="35"/>
+    <w:bookmarkStart w:id="36" w:name="def-nonnegative-integers"/>
     <w:p>
       <w:pPr>
         <w:pStyle w:val="FirstParagraph"/>
@@ -3004,7 +3093,7 @@
           <w:b/>
           <w:bCs/>
         </w:rPr>
-        <w:t xml:space="preserve">Definition 4 (Non-negative integers)</w:t>
+        <w:t xml:space="preserve">Definition 7 (Non-negative integers)</w:t>
       </w:r>
       <w:r>
         <w:t xml:space="preserve"> </w:t>
@@ -3033,7 +3122,7 @@
           <w:rPr>
             <w:rStyle w:val="Hyperlink"/>
           </w:rPr>
-          <w:t xml:space="preserve">Definition 3</w:t>
+          <w:t xml:space="preserve">Definition 6</w:t>
         </w:r>
       </w:hyperlink>
       <w:r>
@@ -3194,8 +3283,8 @@
         </m:oMath>
       </m:oMathPara>
     </w:p>
-    <w:bookmarkEnd w:id="32"/>
-    <w:bookmarkStart w:id="33" w:name="exm-natural-numbers"/>
+    <w:bookmarkEnd w:id="36"/>
+    <w:bookmarkStart w:id="37" w:name="exm-natural-numbers"/>
     <w:p>
       <w:pPr>
         <w:pStyle w:val="FirstParagraph"/>
@@ -3401,7 +3490,7 @@
         <w:t xml:space="preserve">.</w:t>
       </w:r>
     </w:p>
-    <w:bookmarkEnd w:id="33"/>
+    <w:bookmarkEnd w:id="37"/>
     <w:tbl>
       <w:tblPr>
         <w:tblStyle w:val="Table"/>
@@ -3443,18 +3532,18 @@
                 <wp:inline>
                   <wp:extent cx="152400" cy="152400"/>
                   <wp:effectExtent b="0" l="0" r="0" t="0"/>
-                  <wp:docPr descr="" title="" id="35" name="Picture"/>
+                  <wp:docPr descr="" title="" id="39" name="Picture"/>
                   <a:graphic>
                     <a:graphicData uri="http://schemas.openxmlformats.org/drawingml/2006/picture">
                       <pic:pic>
                         <pic:nvPicPr>
-                          <pic:cNvPr descr="/opt/quarto/share/formats/docx/note.png" id="36" name="Picture"/>
+                          <pic:cNvPr descr="/opt/quarto/share/formats/docx/note.png" id="40" name="Picture"/>
                           <pic:cNvPicPr>
                             <a:picLocks noChangeArrowheads="1" noChangeAspect="1"/>
                           </pic:cNvPicPr>
                         </pic:nvPicPr>
                         <pic:blipFill>
-                          <a:blip r:embed="rId34"/>
+                          <a:blip r:embed="rId38"/>
                           <a:stretch>
                             <a:fillRect/>
                           </a:stretch>
@@ -4322,7 +4411,7 @@
             <w:r>
               <w:t xml:space="preserve"> </w:t>
             </w:r>
-            <w:hyperlink r:id="rId37">
+            <w:hyperlink r:id="rId41">
               <w:r>
                 <w:rPr>
                   <w:rStyle w:val="Hyperlink"/>
@@ -4398,8 +4487,8 @@
         </w:tc>
       </w:tr>
     </w:tbl>
-    <w:bookmarkEnd w:id="38"/>
-    <w:bookmarkStart w:id="49" w:name="sec-notation-reals"/>
+    <w:bookmarkEnd w:id="42"/>
+    <w:bookmarkStart w:id="53" w:name="sec-notation-reals"/>
     <w:p>
       <w:pPr>
         <w:pStyle w:val="Heading2"/>
@@ -4408,7 +4497,7 @@
         <w:t xml:space="preserve">3 Rational, real, and irrational numbers</w:t>
       </w:r>
     </w:p>
-    <w:bookmarkStart w:id="39" w:name="def-rational-numbers"/>
+    <w:bookmarkStart w:id="43" w:name="def-rational-numbers"/>
     <w:p>
       <w:pPr>
         <w:pStyle w:val="FirstParagraph"/>
@@ -4418,7 +4507,7 @@
           <w:b/>
           <w:bCs/>
         </w:rPr>
-        <w:t xml:space="preserve">Definition 5 (Rational numbers)</w:t>
+        <w:t xml:space="preserve">Definition 8 (Rational numbers)</w:t>
       </w:r>
       <w:r>
         <w:t xml:space="preserve"> </w:t>
@@ -4689,8 +4778,8 @@
         </m:oMath>
       </m:oMathPara>
     </w:p>
-    <w:bookmarkEnd w:id="39"/>
-    <w:bookmarkStart w:id="40" w:name="exm-rational-numbers"/>
+    <w:bookmarkEnd w:id="43"/>
+    <w:bookmarkStart w:id="44" w:name="exm-rational-numbers"/>
     <w:p>
       <w:pPr>
         <w:pStyle w:val="FirstParagraph"/>
@@ -4970,8 +5059,8 @@
         <w:t xml:space="preserve">.</w:t>
       </w:r>
     </w:p>
-    <w:bookmarkEnd w:id="40"/>
-    <w:bookmarkStart w:id="41" w:name="def-real-numbers"/>
+    <w:bookmarkEnd w:id="44"/>
+    <w:bookmarkStart w:id="45" w:name="def-real-numbers"/>
     <w:p>
       <w:pPr>
         <w:pStyle w:val="FirstParagraph"/>
@@ -4981,7 +5070,7 @@
           <w:b/>
           <w:bCs/>
         </w:rPr>
-        <w:t xml:space="preserve">Definition 6 (Real numbers)</w:t>
+        <w:t xml:space="preserve">Definition 9 (Real numbers)</w:t>
       </w:r>
       <w:r>
         <w:t xml:space="preserve"> </w:t>
@@ -5045,8 +5134,8 @@
         <w:t xml:space="preserve">.</w:t>
       </w:r>
     </w:p>
-    <w:bookmarkEnd w:id="41"/>
-    <w:bookmarkStart w:id="42" w:name="rem-real-numbers-working-definition"/>
+    <w:bookmarkEnd w:id="45"/>
+    <w:bookmarkStart w:id="46" w:name="rem-real-numbers-working-definition"/>
     <w:p>
       <w:pPr>
         <w:pStyle w:val="BodyText"/>
@@ -5066,7 +5155,7 @@
           <w:rPr>
             <w:rStyle w:val="Hyperlink"/>
           </w:rPr>
-          <w:t xml:space="preserve">Definition 6</w:t>
+          <w:t xml:space="preserve">Definition 9</w:t>
         </w:r>
       </w:hyperlink>
       <w:r>
@@ -5163,8 +5252,8 @@
         <w:t xml:space="preserve">.</w:t>
       </w:r>
     </w:p>
-    <w:bookmarkEnd w:id="42"/>
-    <w:bookmarkStart w:id="43" w:name="exm-real-numbers"/>
+    <w:bookmarkEnd w:id="46"/>
+    <w:bookmarkStart w:id="47" w:name="exm-real-numbers"/>
     <w:p>
       <w:pPr>
         <w:pStyle w:val="BodyText"/>
@@ -5309,7 +5398,7 @@
           <w:rPr>
             <w:rStyle w:val="Hyperlink"/>
           </w:rPr>
-          <w:t xml:space="preserve">Definition 5</w:t>
+          <w:t xml:space="preserve">Definition 8</w:t>
         </w:r>
       </w:hyperlink>
       <w:r>
@@ -5376,8 +5465,8 @@
         <w:t xml:space="preserve">.</w:t>
       </w:r>
     </w:p>
-    <w:bookmarkEnd w:id="43"/>
-    <w:bookmarkStart w:id="44" w:name="def-irrational-numbers"/>
+    <w:bookmarkEnd w:id="47"/>
+    <w:bookmarkStart w:id="48" w:name="def-irrational-numbers"/>
     <w:p>
       <w:pPr>
         <w:pStyle w:val="FirstParagraph"/>
@@ -5387,7 +5476,7 @@
           <w:b/>
           <w:bCs/>
         </w:rPr>
-        <w:t xml:space="preserve">Definition 7 (Irrational numbers)</w:t>
+        <w:t xml:space="preserve">Definition 10 (Irrational numbers)</w:t>
       </w:r>
       <w:r>
         <w:t xml:space="preserve"> </w:t>
@@ -5416,7 +5505,7 @@
           <w:rPr>
             <w:rStyle w:val="Hyperlink"/>
           </w:rPr>
-          <w:t xml:space="preserve">Definition 6</w:t>
+          <w:t xml:space="preserve">Definition 9</w:t>
         </w:r>
       </w:hyperlink>
       <w:r>
@@ -5433,15 +5522,15 @@
           <w:rPr>
             <w:rStyle w:val="Hyperlink"/>
           </w:rPr>
-          <w:t xml:space="preserve">Definition 5</w:t>
+          <w:t xml:space="preserve">Definition 8</w:t>
         </w:r>
       </w:hyperlink>
       <w:r>
         <w:t xml:space="preserve">).</w:t>
       </w:r>
     </w:p>
-    <w:bookmarkEnd w:id="44"/>
-    <w:bookmarkStart w:id="48" w:name="exm-irrational-numbers"/>
+    <w:bookmarkEnd w:id="48"/>
+    <w:bookmarkStart w:id="52" w:name="exm-irrational-numbers"/>
     <w:p>
       <w:pPr>
         <w:pStyle w:val="BodyText"/>
@@ -5502,7 +5591,7 @@
       <w:r>
         <w:t xml:space="preserve"> </w:t>
       </w:r>
-      <w:hyperlink r:id="rId45">
+      <w:hyperlink r:id="rId49">
         <w:r>
           <w:rPr>
             <w:rStyle w:val="Hyperlink"/>
@@ -5576,7 +5665,7 @@
       <w:r>
         <w:t xml:space="preserve"> </w:t>
       </w:r>
-      <w:hyperlink r:id="rId46">
+      <w:hyperlink r:id="rId50">
         <w:r>
           <w:rPr>
             <w:rStyle w:val="Hyperlink"/>
@@ -5631,7 +5720,7 @@
       <w:r>
         <w:t xml:space="preserve"> </w:t>
       </w:r>
-      <w:hyperlink r:id="rId47">
+      <w:hyperlink r:id="rId51">
         <w:r>
           <w:rPr>
             <w:rStyle w:val="Hyperlink"/>
@@ -5721,9 +5810,9 @@
         <w:t xml:space="preserve">is rational.</w:t>
       </w:r>
     </w:p>
-    <w:bookmarkEnd w:id="48"/>
-    <w:bookmarkEnd w:id="49"/>
-    <w:bookmarkStart w:id="53" w:name="percent-sign"/>
+    <w:bookmarkEnd w:id="52"/>
+    <w:bookmarkEnd w:id="53"/>
+    <w:bookmarkStart w:id="57" w:name="percent-sign"/>
     <w:p>
       <w:pPr>
         <w:pStyle w:val="Heading2"/>
@@ -5808,7 +5897,7 @@
       <w:r>
         <w:t xml:space="preserve">(cf. </w:t>
       </w:r>
-      <w:hyperlink r:id="rId50">
+      <w:hyperlink r:id="rId54">
         <w:r>
           <w:rPr>
             <w:rStyle w:val="Hyperlink"/>
@@ -5820,7 +5909,7 @@
         <w:t xml:space="preserve">).</w:t>
       </w:r>
     </w:p>
-    <w:bookmarkStart w:id="51" w:name="def-percent"/>
+    <w:bookmarkStart w:id="55" w:name="def-percent"/>
     <w:p>
       <w:pPr>
         <w:pStyle w:val="BodyText"/>
@@ -5830,7 +5919,7 @@
           <w:b/>
           <w:bCs/>
         </w:rPr>
-        <w:t xml:space="preserve">Definition 8 (Percent)</w:t>
+        <w:t xml:space="preserve">Definition 11 (Percent)</w:t>
       </w:r>
       <w:r>
         <w:t xml:space="preserve"> </w:t>
@@ -6012,8 +6101,8 @@
         <w:t xml:space="preserve">.</w:t>
       </w:r>
     </w:p>
-    <w:bookmarkEnd w:id="51"/>
-    <w:bookmarkStart w:id="52" w:name="exm-percent"/>
+    <w:bookmarkEnd w:id="55"/>
+    <w:bookmarkStart w:id="56" w:name="exm-percent"/>
     <w:p>
       <w:pPr>
         <w:pStyle w:val="BodyText"/>
@@ -6208,7 +6297,7 @@
         </m:oMath>
       </m:oMathPara>
     </w:p>
-    <w:bookmarkEnd w:id="52"/>
+    <w:bookmarkEnd w:id="56"/>
     <w:p>
       <w:pPr>
         <w:pStyle w:val="FirstParagraph"/>
@@ -6223,8 +6312,8 @@
         <w:t xml:space="preserve">just make sure you execute it correctly.</w:t>
       </w:r>
     </w:p>
-    <w:bookmarkEnd w:id="53"/>
-    <w:bookmarkStart w:id="93" w:name="sec-indicator-functions"/>
+    <w:bookmarkEnd w:id="57"/>
+    <w:bookmarkStart w:id="99" w:name="sec-indicator-functions"/>
     <w:p>
       <w:pPr>
         <w:pStyle w:val="Heading2"/>
@@ -6331,7 +6420,7 @@
           <w:rPr>
             <w:rStyle w:val="Hyperlink"/>
           </w:rPr>
-          <w:t xml:space="preserve">Definition 11</w:t>
+          <w:t xml:space="preserve">Definition 14</w:t>
         </w:r>
       </w:hyperlink>
       <w:r>
@@ -6424,7 +6513,7 @@
         <w:t xml:space="preserve">This section summarizes the principal notational conventions.</w:t>
       </w:r>
     </w:p>
-    <w:bookmarkStart w:id="54" w:name="def-indicator-function"/>
+    <w:bookmarkStart w:id="58" w:name="def-indicator-function"/>
     <w:p>
       <w:pPr>
         <w:pStyle w:val="BodyText"/>
@@ -6434,7 +6523,7 @@
           <w:b/>
           <w:bCs/>
         </w:rPr>
-        <w:t xml:space="preserve">Definition 9 (Indicator function (set indicator))</w:t>
+        <w:t xml:space="preserve">Definition 12 (Indicator function (set indicator))</w:t>
       </w:r>
       <w:r>
         <w:t xml:space="preserve"> </w:t>
@@ -6756,8 +6845,8 @@
         </m:oMath>
       </m:oMathPara>
     </w:p>
-    <w:bookmarkEnd w:id="54"/>
-    <w:bookmarkStart w:id="55" w:name="def-predicate-indicator"/>
+    <w:bookmarkEnd w:id="58"/>
+    <w:bookmarkStart w:id="59" w:name="def-predicate-indicator"/>
     <w:p>
       <w:pPr>
         <w:pStyle w:val="FirstParagraph"/>
@@ -6767,7 +6856,7 @@
           <w:b/>
           <w:bCs/>
         </w:rPr>
-        <w:t xml:space="preserve">Definition 10 (Predicate indicator)</w:t>
+        <w:t xml:space="preserve">Definition 13 (Predicate indicator)</w:t>
       </w:r>
       <w:r>
         <w:t xml:space="preserve"> </w:t>
@@ -7058,8 +7147,8 @@
         </m:oMath>
       </m:oMathPara>
     </w:p>
-    <w:bookmarkEnd w:id="55"/>
-    <w:bookmarkStart w:id="56" w:name="exm-indicator-numerical"/>
+    <w:bookmarkEnd w:id="59"/>
+    <w:bookmarkStart w:id="60" w:name="exm-indicator-numerical"/>
     <w:p>
       <w:pPr>
         <w:pStyle w:val="FirstParagraph"/>
@@ -7163,7 +7252,7 @@
       <w:r>
         <w:t xml:space="preserve"> </w:t>
       </w:r>
-      <w:hyperlink r:id="rId13">
+      <w:hyperlink r:id="rId14">
         <w:r>
           <w:rPr>
             <w:rStyle w:val="Hyperlink"/>
@@ -7796,8 +7885,8 @@
         <w:t xml:space="preserve">.</w:t>
       </w:r>
     </w:p>
-    <w:bookmarkEnd w:id="56"/>
-    <w:bookmarkStart w:id="57" w:name="def-binary-variable"/>
+    <w:bookmarkEnd w:id="60"/>
+    <w:bookmarkStart w:id="61" w:name="def-binary-variable"/>
     <w:p>
       <w:pPr>
         <w:pStyle w:val="FirstParagraph"/>
@@ -7807,7 +7896,7 @@
           <w:b/>
           <w:bCs/>
         </w:rPr>
-        <w:t xml:space="preserve">Definition 11 (Binary variable)</w:t>
+        <w:t xml:space="preserve">Definition 14 (Binary variable)</w:t>
       </w:r>
       <w:r>
         <w:t xml:space="preserve"> </w:t>
@@ -7857,8 +7946,8 @@
         <w:t xml:space="preserve">.</w:t>
       </w:r>
     </w:p>
-    <w:bookmarkEnd w:id="57"/>
-    <w:bookmarkStart w:id="58" w:name="exm-binary-variable"/>
+    <w:bookmarkEnd w:id="61"/>
+    <w:bookmarkStart w:id="62" w:name="exm-binary-variable"/>
     <w:p>
       <w:pPr>
         <w:pStyle w:val="BodyText"/>
@@ -8071,7 +8160,7 @@
           <w:rPr>
             <w:rStyle w:val="Hyperlink"/>
           </w:rPr>
-          <w:t xml:space="preserve">Definition 11</w:t>
+          <w:t xml:space="preserve">Definition 14</w:t>
         </w:r>
       </w:hyperlink>
       <w:r>
@@ -8088,7 +8177,7 @@
           <w:rPr>
             <w:rStyle w:val="Hyperlink"/>
           </w:rPr>
-          <w:t xml:space="preserve">Definition 9</w:t>
+          <w:t xml:space="preserve">Definition 12</w:t>
         </w:r>
       </w:hyperlink>
       <w:r>
@@ -8364,8 +8453,8 @@
         <w:t xml:space="preserve">.</w:t>
       </w:r>
     </w:p>
-    <w:bookmarkEnd w:id="58"/>
-    <w:bookmarkStart w:id="68" w:name="X156504d913efc1f49ad7c2e43ace68824d2fb5d"/>
+    <w:bookmarkEnd w:id="62"/>
+    <w:bookmarkStart w:id="73" w:name="X156504d913efc1f49ad7c2e43ace68824d2fb5d"/>
     <w:p>
       <w:pPr>
         <w:pStyle w:val="Heading3"/>
@@ -8388,7 +8477,7 @@
         <w:t xml:space="preserve">set notation or predicate notation.</w:t>
       </w:r>
     </w:p>
-    <w:bookmarkStart w:id="60" w:name="def-set-predicate-notation"/>
+    <w:bookmarkStart w:id="63" w:name="def-set-predicate-notation"/>
     <w:p>
       <w:pPr>
         <w:pStyle w:val="BodyText"/>
@@ -8398,7 +8487,7 @@
           <w:b/>
           <w:bCs/>
         </w:rPr>
-        <w:t xml:space="preserve">Definition 12 (Set notation and predicate notation for indicators)</w:t>
+        <w:t xml:space="preserve">Definition 15 (Set notation for indicators)</w:t>
       </w:r>
       <w:r>
         <w:t xml:space="preserve"> </w:t>
@@ -8411,7 +8500,7 @@
           <w:rPr>
             <w:rStyle w:val="Hyperlink"/>
           </w:rPr>
-          <w:t xml:space="preserve">Definition 9</w:t>
+          <w:t xml:space="preserve">Definition 12</w:t>
         </w:r>
       </w:hyperlink>
       <w:r>
@@ -8490,13 +8579,38 @@
         </m:r>
       </m:oMath>
       <w:r>
-        <w:t xml:space="preserve">,</w:t>
-      </w:r>
-      <w:r>
-        <w:t xml:space="preserve"> </w:t>
-      </w:r>
-      <w:r>
-        <w:t xml:space="preserve">and in</w:t>
+        <w:t xml:space="preserve">.</w:t>
+      </w:r>
+    </w:p>
+    <w:bookmarkEnd w:id="63"/>
+    <w:bookmarkStart w:id="65" w:name="def-predicate-notation"/>
+    <w:p>
+      <w:pPr>
+        <w:pStyle w:val="BodyText"/>
+      </w:pPr>
+      <w:r>
+        <w:rPr>
+          <w:b/>
+          <w:bCs/>
+        </w:rPr>
+        <w:t xml:space="preserve">Definition 16 (Predicate notation for indicators)</w:t>
+      </w:r>
+      <w:r>
+        <w:t xml:space="preserve"> </w:t>
+      </w:r>
+      <w:r>
+        <w:t xml:space="preserve">An indicator (</w:t>
+      </w:r>
+      <w:hyperlink w:anchor="def-indicator-function">
+        <w:r>
+          <w:rPr>
+            <w:rStyle w:val="Hyperlink"/>
+          </w:rPr>
+          <w:t xml:space="preserve">Definition 12</w:t>
+        </w:r>
+      </w:hyperlink>
+      <w:r>
+        <w:t xml:space="preserve">) is written in</w:t>
       </w:r>
       <w:r>
         <w:t xml:space="preserve"> </w:t>
@@ -8528,7 +8642,7 @@
       <w:r>
         <w:t xml:space="preserve">(</w:t>
       </w:r>
-      <w:hyperlink r:id="rId59">
+      <w:hyperlink r:id="rId64">
         <w:r>
           <w:rPr>
             <w:rStyle w:val="Hyperlink"/>
@@ -8626,8 +8740,8 @@
         <w:t xml:space="preserve">.</w:t>
       </w:r>
     </w:p>
-    <w:bookmarkEnd w:id="60"/>
-    <w:bookmarkStart w:id="61" w:name="exm-set-predicate-notation"/>
+    <w:bookmarkEnd w:id="65"/>
+    <w:bookmarkStart w:id="66" w:name="exm-set-predicate-notation"/>
     <w:p>
       <w:pPr>
         <w:pStyle w:val="BodyText"/>
@@ -8860,10 +8974,24 @@
           <w:rPr>
             <w:rStyle w:val="Hyperlink"/>
           </w:rPr>
-          <w:t xml:space="preserve">Definition 12</w:t>
+          <w:t xml:space="preserve">Definition 15</w:t>
         </w:r>
       </w:hyperlink>
       <w:r>
+        <w:t xml:space="preserve">,</w:t>
+      </w:r>
+      <w:r>
+        <w:t xml:space="preserve"> </w:t>
+      </w:r>
+      <w:hyperlink w:anchor="def-predicate-notation">
+        <w:r>
+          <w:rPr>
+            <w:rStyle w:val="Hyperlink"/>
+          </w:rPr>
+          <w:t xml:space="preserve">Definition 16</w:t>
+        </w:r>
+      </w:hyperlink>
+      <w:r>
         <w:t xml:space="preserve">).</w:t>
       </w:r>
       <w:r>
@@ -8947,8 +9075,8 @@
         <w:t xml:space="preserve">.</w:t>
       </w:r>
     </w:p>
-    <w:bookmarkEnd w:id="61"/>
-    <w:bookmarkStart w:id="62" w:name="set-notation"/>
+    <w:bookmarkEnd w:id="66"/>
+    <w:bookmarkStart w:id="67" w:name="set-notation"/>
     <w:p>
       <w:pPr>
         <w:pStyle w:val="Heading4"/>
@@ -9470,8 +9598,8 @@
         <w:t xml:space="preserve">.</w:t>
       </w:r>
     </w:p>
-    <w:bookmarkEnd w:id="62"/>
-    <w:bookmarkStart w:id="64" w:name="predicate-notation"/>
+    <w:bookmarkEnd w:id="67"/>
+    <w:bookmarkStart w:id="69" w:name="predicate-notation"/>
     <w:p>
       <w:pPr>
         <w:pStyle w:val="Heading4"/>
@@ -9898,7 +10026,7 @@
       <w:r>
         <w:t xml:space="preserve">where indicators frequently depend on inequalities (</w:t>
       </w:r>
-      <w:hyperlink r:id="rId63">
+      <w:hyperlink r:id="rId68">
         <w:r>
           <w:rPr>
             <w:rStyle w:val="Hyperlink"/>
@@ -10043,8 +10171,8 @@
         <w:t xml:space="preserve">(a binary outcome).</w:t>
       </w:r>
     </w:p>
-    <w:bookmarkEnd w:id="64"/>
-    <w:bookmarkStart w:id="67" w:name="equivalence-between-paradigms"/>
+    <w:bookmarkEnd w:id="69"/>
+    <w:bookmarkStart w:id="72" w:name="equivalence-between-paradigms"/>
     <w:p>
       <w:pPr>
         <w:pStyle w:val="Heading4"/>
@@ -10166,7 +10294,7 @@
         </m:oMath>
       </m:oMathPara>
     </w:p>
-    <w:bookmarkStart w:id="65" w:name="def-support"/>
+    <w:bookmarkStart w:id="70" w:name="def-support"/>
     <w:p>
       <w:pPr>
         <w:pStyle w:val="FirstParagraph"/>
@@ -10176,7 +10304,7 @@
           <w:b/>
           <w:bCs/>
         </w:rPr>
-        <w:t xml:space="preserve">Definition 13 (Support of a distribution)</w:t>
+        <w:t xml:space="preserve">Definition 17 (Support of a distribution)</w:t>
       </w:r>
       <w:r>
         <w:t xml:space="preserve"> </w:t>
@@ -10219,8 +10347,8 @@
         <w:t xml:space="preserve">is the set of values where its density is positive.</w:t>
       </w:r>
     </w:p>
-    <w:bookmarkEnd w:id="65"/>
-    <w:bookmarkStart w:id="66" w:name="exm-support"/>
+    <w:bookmarkEnd w:id="70"/>
+    <w:bookmarkStart w:id="71" w:name="exm-support"/>
     <w:p>
       <w:pPr>
         <w:pStyle w:val="BodyText"/>
@@ -10561,7 +10689,7 @@
         <w:t xml:space="preserve">.</w:t>
       </w:r>
     </w:p>
-    <w:bookmarkEnd w:id="66"/>
+    <w:bookmarkEnd w:id="71"/>
     <w:p>
       <w:pPr>
         <w:pStyle w:val="FirstParagraph"/>
@@ -10594,7 +10722,7 @@
           <w:rPr>
             <w:rStyle w:val="Hyperlink"/>
           </w:rPr>
-          <w:t xml:space="preserve">Definition 13</w:t>
+          <w:t xml:space="preserve">Definition 17</w:t>
         </w:r>
       </w:hyperlink>
       <w:r>
@@ -10671,9 +10799,9 @@
         <w:t xml:space="preserve">.</w:t>
       </w:r>
     </w:p>
-    <w:bookmarkEnd w:id="67"/>
-    <w:bookmarkEnd w:id="68"/>
-    <w:bookmarkStart w:id="75" w:name="iverson-bracket-notation"/>
+    <w:bookmarkEnd w:id="72"/>
+    <w:bookmarkEnd w:id="73"/>
+    <w:bookmarkStart w:id="80" w:name="iverson-bracket-notation"/>
     <w:p>
       <w:pPr>
         <w:pStyle w:val="Heading3"/>
@@ -10710,7 +10838,7 @@
       <w:r>
         <w:t xml:space="preserve"> </w:t>
       </w:r>
-      <w:hyperlink r:id="rId69">
+      <w:hyperlink r:id="rId74">
         <w:r>
           <w:rPr>
             <w:rStyle w:val="Hyperlink"/>
@@ -10722,7 +10850,7 @@
         <w:t xml:space="preserve">.</w:t>
       </w:r>
     </w:p>
-    <w:bookmarkStart w:id="70" w:name="def-iverson-bracket"/>
+    <w:bookmarkStart w:id="75" w:name="def-iverson-bracket"/>
     <w:p>
       <w:pPr>
         <w:pStyle w:val="BodyText"/>
@@ -10732,7 +10860,7 @@
           <w:b/>
           <w:bCs/>
         </w:rPr>
-        <w:t xml:space="preserve">Definition 14 (Iverson bracket)</w:t>
+        <w:t xml:space="preserve">Definition 18 (Iverson bracket)</w:t>
       </w:r>
       <w:r>
         <w:t xml:space="preserve"> </w:t>
@@ -10928,8 +11056,8 @@
         </m:oMath>
       </m:oMathPara>
     </w:p>
-    <w:bookmarkEnd w:id="70"/>
-    <w:bookmarkStart w:id="71" w:name="exm-iverson-bracket"/>
+    <w:bookmarkEnd w:id="75"/>
+    <w:bookmarkStart w:id="76" w:name="exm-iverson-bracket"/>
     <w:p>
       <w:pPr>
         <w:pStyle w:val="FirstParagraph"/>
@@ -11210,8 +11338,8 @@
         <w:t xml:space="preserve">.</w:t>
       </w:r>
     </w:p>
-    <w:bookmarkEnd w:id="71"/>
-    <w:bookmarkStart w:id="72" w:name="rem-iverson-indicator"/>
+    <w:bookmarkEnd w:id="76"/>
+    <w:bookmarkStart w:id="77" w:name="rem-iverson-indicator"/>
     <w:p>
       <w:pPr>
         <w:pStyle w:val="FirstParagraph"/>
@@ -11297,7 +11425,7 @@
           <w:rPr>
             <w:rStyle w:val="Hyperlink"/>
           </w:rPr>
-          <w:t xml:space="preserve">Definition 9</w:t>
+          <w:t xml:space="preserve">Definition 12</w:t>
         </w:r>
       </w:hyperlink>
       <w:r>
@@ -11708,8 +11836,8 @@
         </m:oMath>
       </m:oMathPara>
     </w:p>
-    <w:bookmarkEnd w:id="72"/>
-    <w:bookmarkStart w:id="73" w:name="def-kronecker-delta"/>
+    <w:bookmarkEnd w:id="77"/>
+    <w:bookmarkStart w:id="78" w:name="def-kronecker-delta"/>
     <w:p>
       <w:pPr>
         <w:pStyle w:val="FirstParagraph"/>
@@ -11719,7 +11847,7 @@
           <w:b/>
           <w:bCs/>
         </w:rPr>
-        <w:t xml:space="preserve">Definition 15 (Kronecker delta)</w:t>
+        <w:t xml:space="preserve">Definition 19 (Kronecker delta)</w:t>
       </w:r>
       <w:r>
         <w:t xml:space="preserve"> </w:t>
@@ -11973,15 +12101,15 @@
           <w:rPr>
             <w:rStyle w:val="Hyperlink"/>
           </w:rPr>
-          <w:t xml:space="preserve">Definition 14</w:t>
+          <w:t xml:space="preserve">Definition 18</w:t>
         </w:r>
       </w:hyperlink>
       <w:r>
         <w:t xml:space="preserve">).</w:t>
       </w:r>
     </w:p>
-    <w:bookmarkEnd w:id="73"/>
-    <w:bookmarkStart w:id="74" w:name="exm-kronecker-delta"/>
+    <w:bookmarkEnd w:id="78"/>
+    <w:bookmarkStart w:id="79" w:name="exm-kronecker-delta"/>
     <w:p>
       <w:pPr>
         <w:pStyle w:val="BodyText"/>
@@ -12324,9 +12452,9 @@
         </m:oMath>
       </m:oMathPara>
     </w:p>
-    <w:bookmarkEnd w:id="74"/>
-    <w:bookmarkEnd w:id="75"/>
-    <w:bookmarkStart w:id="79" w:name="Xd6f58182005cccf55080a628cd9152d2b1165ed"/>
+    <w:bookmarkEnd w:id="79"/>
+    <w:bookmarkEnd w:id="80"/>
+    <w:bookmarkStart w:id="84" w:name="Xd6f58182005cccf55080a628cd9152d2b1165ed"/>
     <w:p>
       <w:pPr>
         <w:pStyle w:val="Heading3"/>
@@ -12383,7 +12511,7 @@
       <w:r>
         <w:t xml:space="preserve"> </w:t>
       </w:r>
-      <w:hyperlink r:id="rId76">
+      <w:hyperlink r:id="rId81">
         <w:r>
           <w:rPr>
             <w:rStyle w:val="Hyperlink"/>
@@ -12768,7 +12896,7 @@
       <w:r>
         <w:t xml:space="preserve"> </w:t>
       </w:r>
-      <w:hyperlink r:id="rId77">
+      <w:hyperlink r:id="rId82">
         <w:r>
           <w:rPr>
             <w:rStyle w:val="Hyperlink"/>
@@ -12811,7 +12939,7 @@
       <w:r>
         <w:t xml:space="preserve"> </w:t>
       </w:r>
-      <w:hyperlink r:id="rId78">
+      <w:hyperlink r:id="rId83">
         <w:r>
           <w:rPr>
             <w:rStyle w:val="Hyperlink"/>
@@ -12911,8 +13039,8 @@
         <w:t xml:space="preserve">rather than the bare Iverson bracket.</w:t>
       </w:r>
     </w:p>
-    <w:bookmarkEnd w:id="79"/>
-    <w:bookmarkStart w:id="81" w:name="summary-of-indicator-notations"/>
+    <w:bookmarkEnd w:id="84"/>
+    <w:bookmarkStart w:id="86" w:name="summary-of-indicator-notations"/>
     <w:p>
       <w:pPr>
         <w:pStyle w:val="Heading3"/>
@@ -12953,7 +13081,7 @@
       <w:tr>
         <w:tc>
           <w:tcPr/>
-          <w:bookmarkStart w:id="80" w:name="tbl-indicator-notations"/>
+          <w:bookmarkStart w:id="85" w:name="tbl-indicator-notations"/>
           <w:p>
             <w:pPr>
               <w:jc w:val="center"/>
@@ -13888,13 +14016,13 @@
               </w:tc>
             </w:tr>
           </w:tbl>
-          <w:bookmarkEnd w:id="80"/>
+          <w:bookmarkEnd w:id="85"/>
           <w:p/>
         </w:tc>
       </w:tr>
     </w:tbl>
-    <w:bookmarkEnd w:id="81"/>
-    <w:bookmarkStart w:id="82" w:name="conventions-in-this-book"/>
+    <w:bookmarkEnd w:id="86"/>
+    <w:bookmarkStart w:id="87" w:name="conventions-in-this-book"/>
     <w:p>
       <w:pPr>
         <w:pStyle w:val="Heading3"/>
@@ -14248,8 +14376,8 @@
         <w:t xml:space="preserve">).</w:t>
       </w:r>
     </w:p>
-    <w:bookmarkEnd w:id="82"/>
-    <w:bookmarkStart w:id="92" w:name="key-algebraic-properties"/>
+    <w:bookmarkEnd w:id="87"/>
+    <w:bookmarkStart w:id="98" w:name="key-algebraic-properties"/>
     <w:p>
       <w:pPr>
         <w:pStyle w:val="Heading3"/>
@@ -14265,7 +14393,7 @@
       <w:r>
         <w:t xml:space="preserve">Indicator functions translate the logical connectives (</w:t>
       </w:r>
-      <w:hyperlink r:id="rId9">
+      <w:hyperlink r:id="rId88">
         <w:r>
           <w:rPr>
             <w:rStyle w:val="Hyperlink"/>
@@ -14316,7 +14444,7 @@
         <w:t xml:space="preserve">One of the identities below uses idempotence:</w:t>
       </w:r>
     </w:p>
-    <w:bookmarkStart w:id="84" w:name="def-idempotent"/>
+    <w:bookmarkStart w:id="90" w:name="def-idempotent"/>
     <w:p>
       <w:pPr>
         <w:pStyle w:val="BodyText"/>
@@ -14326,7 +14454,7 @@
           <w:b/>
           <w:bCs/>
         </w:rPr>
-        <w:t xml:space="preserve">Definition 16 (Idempotent)</w:t>
+        <w:t xml:space="preserve">Definition 20 (Idempotent)</w:t>
       </w:r>
       <w:r>
         <w:t xml:space="preserve"> </w:t>
@@ -14523,7 +14651,7 @@
       <w:r>
         <w:t xml:space="preserve"> </w:t>
       </w:r>
-      <w:hyperlink r:id="rId83">
+      <w:hyperlink r:id="rId89">
         <w:r>
           <w:rPr>
             <w:rStyle w:val="Hyperlink"/>
@@ -14535,8 +14663,8 @@
         <w:t xml:space="preserve">.</w:t>
       </w:r>
     </w:p>
-    <w:bookmarkEnd w:id="84"/>
-    <w:bookmarkStart w:id="86" w:name="exm-idempotent-indicator"/>
+    <w:bookmarkEnd w:id="90"/>
+    <w:bookmarkStart w:id="92" w:name="exm-idempotent-indicator"/>
     <w:p>
       <w:pPr>
         <w:pStyle w:val="BodyText"/>
@@ -15002,7 +15130,7 @@
       <w:r>
         <w:t xml:space="preserve"> </w:t>
       </w:r>
-      <w:hyperlink r:id="rId85">
+      <w:hyperlink r:id="rId91">
         <w:r>
           <w:rPr>
             <w:rStyle w:val="Hyperlink"/>
@@ -15069,7 +15197,7 @@
         <w:t xml:space="preserve">.</w:t>
       </w:r>
     </w:p>
-    <w:bookmarkEnd w:id="86"/>
+    <w:bookmarkEnd w:id="92"/>
     <w:p>
       <w:pPr>
         <w:pStyle w:val="BodyText"/>
@@ -15128,7 +15256,7 @@
       <w:r>
         <w:t xml:space="preserve"> </w:t>
       </w:r>
-      <w:hyperlink r:id="rId87">
+      <w:hyperlink r:id="rId93">
         <w:r>
           <w:rPr>
             <w:rStyle w:val="Hyperlink"/>
@@ -15731,7 +15859,7 @@
             <w:b/>
             <w:bCs/>
           </w:rPr>
-          <w:t xml:space="preserve">Definition 16</w:t>
+          <w:t xml:space="preserve">Definition 20</w:t>
         </w:r>
       </w:hyperlink>
       <w:r>
@@ -15876,7 +16004,7 @@
       <w:r>
         <w:t xml:space="preserve"> </w:t>
       </w:r>
-      <w:hyperlink r:id="rId88">
+      <w:hyperlink r:id="rId94">
         <w:r>
           <w:rPr>
             <w:rStyle w:val="Hyperlink"/>
@@ -15907,7 +16035,7 @@
       <w:r>
         <w:t xml:space="preserve"> </w:t>
       </w:r>
-      <w:hyperlink r:id="rId89">
+      <w:hyperlink r:id="rId95">
         <w:r>
           <w:rPr>
             <w:rStyle w:val="Hyperlink"/>
@@ -15927,7 +16055,7 @@
       <w:r>
         <w:t xml:space="preserve"> </w:t>
       </w:r>
-      <w:hyperlink r:id="rId14">
+      <w:hyperlink r:id="rId15">
         <w:r>
           <w:rPr>
             <w:rStyle w:val="Hyperlink"/>
@@ -15944,7 +16072,7 @@
       <w:r>
         <w:t xml:space="preserve"> </w:t>
       </w:r>
-      <w:hyperlink r:id="rId90">
+      <w:hyperlink r:id="rId96">
         <w:r>
           <w:rPr>
             <w:rStyle w:val="Hyperlink"/>
@@ -16141,7 +16269,7 @@
       <w:r>
         <w:t xml:space="preserve"> </w:t>
       </w:r>
-      <w:hyperlink r:id="rId91">
+      <w:hyperlink r:id="rId97">
         <w:r>
           <w:rPr>
             <w:rStyle w:val="Hyperlink"/>
@@ -16204,9 +16332,9 @@
         <w:t xml:space="preserve">regression models for binary outcomes.</w:t>
       </w:r>
     </w:p>
-    <w:bookmarkEnd w:id="92"/>
-    <w:bookmarkEnd w:id="93"/>
-    <w:bookmarkStart w:id="113" w:name="sec-notational-shorthands"/>
+    <w:bookmarkEnd w:id="98"/>
+    <w:bookmarkEnd w:id="99"/>
+    <w:bookmarkStart w:id="122" w:name="sec-notational-shorthands"/>
     <w:p>
       <w:pPr>
         <w:pStyle w:val="Heading2"/>
@@ -16215,7 +16343,7 @@
         <w:t xml:space="preserve">6 Notational shorthands</w:t>
       </w:r>
     </w:p>
-    <w:bookmarkStart w:id="96" w:name="def-lower-upper-limits"/>
+    <w:bookmarkStart w:id="102" w:name="def-lower-upper-limits"/>
     <w:p>
       <w:pPr>
         <w:pStyle w:val="FirstParagraph"/>
@@ -16225,7 +16353,7 @@
           <w:b/>
           <w:bCs/>
         </w:rPr>
-        <w:t xml:space="preserve">Definition 17 (Lower and upper limits of a sum or integral)</w:t>
+        <w:t xml:space="preserve">Definition 21 (Lower limit of a sum or integral)</w:t>
       </w:r>
       <w:r>
         <w:t xml:space="preserve"> </w:t>
@@ -16236,7 +16364,7 @@
       <w:r>
         <w:t xml:space="preserve"> </w:t>
       </w:r>
-      <w:hyperlink r:id="rId94">
+      <w:hyperlink r:id="rId100">
         <w:r>
           <w:rPr>
             <w:rStyle w:val="Hyperlink"/>
@@ -16332,37 +16460,7 @@
         </m:r>
       </m:oMath>
       <w:r>
-        <w:t xml:space="preserve">,</w:t>
-      </w:r>
-      <w:r>
-        <w:t xml:space="preserve"> </w:t>
-      </w:r>
-      <w:r>
-        <w:t xml:space="preserve">and the</w:t>
-      </w:r>
-      <w:r>
-        <w:t xml:space="preserve"> </w:t>
-      </w:r>
-      <w:r>
-        <w:rPr>
-          <w:b/>
-          <w:bCs/>
-        </w:rPr>
-        <w:t xml:space="preserve">upper limit</w:t>
-      </w:r>
-      <w:r>
-        <w:t xml:space="preserve"> </w:t>
-      </w:r>
-      <m:oMath>
-        <m:r>
-          <m:t>n</m:t>
-        </m:r>
-      </m:oMath>
-      <w:r>
-        <w:t xml:space="preserve"> </w:t>
-      </w:r>
-      <w:r>
-        <w:t xml:space="preserve">is its last value.</w:t>
+        <w:t xml:space="preserve">.</w:t>
       </w:r>
       <w:r>
         <w:t xml:space="preserve"> </w:t>
@@ -16373,7 +16471,7 @@
       <w:r>
         <w:t xml:space="preserve"> </w:t>
       </w:r>
-      <w:hyperlink r:id="rId95">
+      <w:hyperlink r:id="rId101">
         <w:r>
           <w:rPr>
             <w:rStyle w:val="Hyperlink"/>
@@ -16464,13 +16562,99 @@
         <w:t xml:space="preserve"> </w:t>
       </w:r>
       <w:r>
-        <w:t xml:space="preserve">is the left end of the interval of integration,</w:t>
-      </w:r>
-      <w:r>
-        <w:t xml:space="preserve"> </w:t>
-      </w:r>
-      <w:r>
-        <w:t xml:space="preserve">and the</w:t>
+        <w:t xml:space="preserve">is the left end of the interval of integration.</w:t>
+      </w:r>
+      <w:r>
+        <w:t xml:space="preserve"> </w:t>
+      </w:r>
+      <w:r>
+        <w:t xml:space="preserve">In both, the lower limit is written below the symbol.</w:t>
+      </w:r>
+    </w:p>
+    <w:bookmarkEnd w:id="102"/>
+    <w:bookmarkStart w:id="103" w:name="def-upper-limit"/>
+    <w:p>
+      <w:pPr>
+        <w:pStyle w:val="BodyText"/>
+      </w:pPr>
+      <w:r>
+        <w:rPr>
+          <w:b/>
+          <w:bCs/>
+        </w:rPr>
+        <w:t xml:space="preserve">Definition 22 (Upper limit of a sum or integral)</w:t>
+      </w:r>
+      <w:r>
+        <w:t xml:space="preserve"> </w:t>
+      </w:r>
+      <w:r>
+        <w:t xml:space="preserve">In a</w:t>
+      </w:r>
+      <w:r>
+        <w:t xml:space="preserve"> </w:t>
+      </w:r>
+      <w:hyperlink r:id="rId100">
+        <w:r>
+          <w:rPr>
+            <w:rStyle w:val="Hyperlink"/>
+          </w:rPr>
+          <w:t xml:space="preserve">sum</w:t>
+        </w:r>
+      </w:hyperlink>
+      <w:r>
+        <w:t xml:space="preserve"> </w:t>
+      </w:r>
+      <m:oMath>
+        <m:nary>
+          <m:naryPr>
+            <m:chr m:val="∑"/>
+            <m:limLoc m:val="undOvr"/>
+            <m:subHide m:val="off"/>
+            <m:supHide m:val="off"/>
+          </m:naryPr>
+          <m:sub>
+            <m:r>
+              <m:t>i</m:t>
+            </m:r>
+            <m:r>
+              <m:rPr>
+                <m:sty m:val="p"/>
+              </m:rPr>
+              <m:t>=</m:t>
+            </m:r>
+            <m:r>
+              <m:t>m</m:t>
+            </m:r>
+          </m:sub>
+          <m:sup>
+            <m:r>
+              <m:t>n</m:t>
+            </m:r>
+          </m:sup>
+          <m:e>
+            <m:sSub>
+              <m:e>
+                <m:r>
+                  <m:t>a</m:t>
+                </m:r>
+              </m:e>
+              <m:sub>
+                <m:r>
+                  <m:t>i</m:t>
+                </m:r>
+              </m:sub>
+            </m:sSub>
+          </m:e>
+        </m:nary>
+      </m:oMath>
+      <w:r>
+        <w:t xml:space="preserve">,</w:t>
+      </w:r>
+      <w:r>
+        <w:t xml:space="preserve"> </w:t>
+      </w:r>
+      <w:r>
+        <w:t xml:space="preserve">the</w:t>
       </w:r>
       <w:r>
         <w:t xml:space="preserve"> </w:t>
@@ -16487,6 +16671,119 @@
       </w:r>
       <m:oMath>
         <m:r>
+          <m:t>n</m:t>
+        </m:r>
+      </m:oMath>
+      <w:r>
+        <w:t xml:space="preserve"> </w:t>
+      </w:r>
+      <w:r>
+        <w:t xml:space="preserve">is the last value of the index</w:t>
+      </w:r>
+      <w:r>
+        <w:t xml:space="preserve"> </w:t>
+      </w:r>
+      <m:oMath>
+        <m:r>
+          <m:t>i</m:t>
+        </m:r>
+      </m:oMath>
+      <w:r>
+        <w:t xml:space="preserve">.</w:t>
+      </w:r>
+      <w:r>
+        <w:t xml:space="preserve"> </w:t>
+      </w:r>
+      <w:r>
+        <w:t xml:space="preserve">In an</w:t>
+      </w:r>
+      <w:r>
+        <w:t xml:space="preserve"> </w:t>
+      </w:r>
+      <w:hyperlink r:id="rId101">
+        <w:r>
+          <w:rPr>
+            <w:rStyle w:val="Hyperlink"/>
+          </w:rPr>
+          <w:t xml:space="preserve">integral</w:t>
+        </w:r>
+      </w:hyperlink>
+      <w:r>
+        <w:t xml:space="preserve"> </w:t>
+      </w:r>
+      <m:oMath>
+        <m:nary>
+          <m:naryPr>
+            <m:chr m:val="∫"/>
+            <m:limLoc m:val="subSup"/>
+            <m:subHide m:val="off"/>
+            <m:supHide m:val="off"/>
+          </m:naryPr>
+          <m:sub>
+            <m:r>
+              <m:t>a</m:t>
+            </m:r>
+          </m:sub>
+          <m:sup>
+            <m:r>
+              <m:t>b</m:t>
+            </m:r>
+          </m:sup>
+          <m:e>
+            <m:r>
+              <m:t>f</m:t>
+            </m:r>
+          </m:e>
+        </m:nary>
+        <m:r>
+          <m:rPr>
+            <m:sty m:val="p"/>
+          </m:rPr>
+          <m:t>(</m:t>
+        </m:r>
+        <m:r>
+          <m:t>x</m:t>
+        </m:r>
+        <m:r>
+          <m:rPr>
+            <m:sty m:val="p"/>
+          </m:rPr>
+          <m:t>)</m:t>
+        </m:r>
+        <m:r>
+          <m:t> </m:t>
+        </m:r>
+        <m:r>
+          <m:t>d</m:t>
+        </m:r>
+        <m:r>
+          <m:t>x</m:t>
+        </m:r>
+      </m:oMath>
+      <w:r>
+        <w:t xml:space="preserve">,</w:t>
+      </w:r>
+      <w:r>
+        <w:t xml:space="preserve"> </w:t>
+      </w:r>
+      <w:r>
+        <w:t xml:space="preserve">the</w:t>
+      </w:r>
+      <w:r>
+        <w:t xml:space="preserve"> </w:t>
+      </w:r>
+      <w:r>
+        <w:rPr>
+          <w:b/>
+          <w:bCs/>
+        </w:rPr>
+        <w:t xml:space="preserve">upper limit</w:t>
+      </w:r>
+      <w:r>
+        <w:t xml:space="preserve"> </w:t>
+      </w:r>
+      <m:oMath>
+        <m:r>
           <m:t>b</m:t>
         </m:r>
       </m:oMath>
@@ -16494,13 +16791,155 @@
         <w:t xml:space="preserve"> </w:t>
       </w:r>
       <w:r>
-        <w:t xml:space="preserve">is its right end;</w:t>
-      </w:r>
-      <w:r>
-        <w:t xml:space="preserve"> </w:t>
-      </w:r>
-      <w:r>
-        <w:t xml:space="preserve">together they are the</w:t>
+        <w:t xml:space="preserve">is the right end of the interval of integration.</w:t>
+      </w:r>
+      <w:r>
+        <w:t xml:space="preserve"> </w:t>
+      </w:r>
+      <w:r>
+        <w:t xml:space="preserve">In both, the upper limit is written above the symbol.</w:t>
+      </w:r>
+    </w:p>
+    <w:bookmarkEnd w:id="103"/>
+    <w:bookmarkStart w:id="104" w:name="def-limits-of-integration"/>
+    <w:p>
+      <w:pPr>
+        <w:pStyle w:val="BodyText"/>
+      </w:pPr>
+      <w:r>
+        <w:rPr>
+          <w:b/>
+          <w:bCs/>
+        </w:rPr>
+        <w:t xml:space="preserve">Definition 23 (Limits of integration)</w:t>
+      </w:r>
+      <w:r>
+        <w:t xml:space="preserve"> </w:t>
+      </w:r>
+      <w:r>
+        <w:t xml:space="preserve">In an</w:t>
+      </w:r>
+      <w:r>
+        <w:t xml:space="preserve"> </w:t>
+      </w:r>
+      <w:hyperlink r:id="rId101">
+        <w:r>
+          <w:rPr>
+            <w:rStyle w:val="Hyperlink"/>
+          </w:rPr>
+          <w:t xml:space="preserve">integral</w:t>
+        </w:r>
+      </w:hyperlink>
+      <w:r>
+        <w:t xml:space="preserve"> </w:t>
+      </w:r>
+      <m:oMath>
+        <m:nary>
+          <m:naryPr>
+            <m:chr m:val="∫"/>
+            <m:limLoc m:val="subSup"/>
+            <m:subHide m:val="off"/>
+            <m:supHide m:val="off"/>
+          </m:naryPr>
+          <m:sub>
+            <m:r>
+              <m:t>a</m:t>
+            </m:r>
+          </m:sub>
+          <m:sup>
+            <m:r>
+              <m:t>b</m:t>
+            </m:r>
+          </m:sup>
+          <m:e>
+            <m:r>
+              <m:t>f</m:t>
+            </m:r>
+          </m:e>
+        </m:nary>
+        <m:r>
+          <m:rPr>
+            <m:sty m:val="p"/>
+          </m:rPr>
+          <m:t>(</m:t>
+        </m:r>
+        <m:r>
+          <m:t>x</m:t>
+        </m:r>
+        <m:r>
+          <m:rPr>
+            <m:sty m:val="p"/>
+          </m:rPr>
+          <m:t>)</m:t>
+        </m:r>
+        <m:r>
+          <m:t> </m:t>
+        </m:r>
+        <m:r>
+          <m:t>d</m:t>
+        </m:r>
+        <m:r>
+          <m:t>x</m:t>
+        </m:r>
+      </m:oMath>
+      <w:r>
+        <w:t xml:space="preserve">,</w:t>
+      </w:r>
+      <w:r>
+        <w:t xml:space="preserve"> </w:t>
+      </w:r>
+      <w:r>
+        <w:t xml:space="preserve">the lower limit (</w:t>
+      </w:r>
+      <w:hyperlink w:anchor="def-lower-upper-limits">
+        <w:r>
+          <w:rPr>
+            <w:rStyle w:val="Hyperlink"/>
+          </w:rPr>
+          <w:t xml:space="preserve">Definition 21</w:t>
+        </w:r>
+      </w:hyperlink>
+      <w:r>
+        <w:t xml:space="preserve">)</w:t>
+      </w:r>
+      <w:r>
+        <w:t xml:space="preserve"> </w:t>
+      </w:r>
+      <m:oMath>
+        <m:r>
+          <m:t>a</m:t>
+        </m:r>
+      </m:oMath>
+      <w:r>
+        <w:t xml:space="preserve"> </w:t>
+      </w:r>
+      <w:r>
+        <w:t xml:space="preserve">and the upper limit (</w:t>
+      </w:r>
+      <w:hyperlink w:anchor="def-upper-limit">
+        <w:r>
+          <w:rPr>
+            <w:rStyle w:val="Hyperlink"/>
+          </w:rPr>
+          <w:t xml:space="preserve">Definition 22</w:t>
+        </w:r>
+      </w:hyperlink>
+      <w:r>
+        <w:t xml:space="preserve">)</w:t>
+      </w:r>
+      <w:r>
+        <w:t xml:space="preserve"> </w:t>
+      </w:r>
+      <m:oMath>
+        <m:r>
+          <m:t>b</m:t>
+        </m:r>
+      </m:oMath>
+      <w:r>
+        <w:t xml:space="preserve"> </w:t>
+      </w:r>
+      <w:r>
+        <w:t xml:space="preserve">together are the</w:t>
       </w:r>
       <w:r>
         <w:t xml:space="preserve"> </w:t>
@@ -16515,21 +16954,9 @@
       <w:r>
         <w:t xml:space="preserve">.</w:t>
       </w:r>
-      <w:r>
-        <w:t xml:space="preserve"> </w:t>
-      </w:r>
-      <w:r>
-        <w:t xml:space="preserve">In both, the lower limit is written below the symbol</w:t>
-      </w:r>
-      <w:r>
-        <w:t xml:space="preserve"> </w:t>
-      </w:r>
-      <w:r>
-        <w:t xml:space="preserve">and the upper limit above it.</w:t>
-      </w:r>
     </w:p>
-    <w:bookmarkEnd w:id="96"/>
-    <w:bookmarkStart w:id="97" w:name="exm-lower-upper-limits"/>
+    <w:bookmarkEnd w:id="104"/>
+    <w:bookmarkStart w:id="105" w:name="exm-lower-upper-limits"/>
     <w:p>
       <w:pPr>
         <w:pStyle w:val="BodyText"/>
@@ -16800,8 +17227,8 @@
         <w:t xml:space="preserve">.</w:t>
       </w:r>
     </w:p>
-    <w:bookmarkEnd w:id="97"/>
-    <w:bookmarkStart w:id="100" w:name="rem-limits-two-meanings"/>
+    <w:bookmarkEnd w:id="105"/>
+    <w:bookmarkStart w:id="108" w:name="rem-limits-two-meanings"/>
     <w:p>
       <w:pPr>
         <w:pStyle w:val="FirstParagraph"/>
@@ -16833,10 +17260,24 @@
           <w:rPr>
             <w:rStyle w:val="Hyperlink"/>
           </w:rPr>
-          <w:t xml:space="preserve">Definition 17</w:t>
+          <w:t xml:space="preserve">Definition 21</w:t>
         </w:r>
       </w:hyperlink>
       <w:r>
+        <w:t xml:space="preserve">,</w:t>
+      </w:r>
+      <w:r>
+        <w:t xml:space="preserve"> </w:t>
+      </w:r>
+      <w:hyperlink w:anchor="def-upper-limit">
+        <w:r>
+          <w:rPr>
+            <w:rStyle w:val="Hyperlink"/>
+          </w:rPr>
+          <w:t xml:space="preserve">Definition 22</w:t>
+        </w:r>
+      </w:hyperlink>
+      <w:r>
         <w:t xml:space="preserve">)</w:t>
       </w:r>
       <w:r>
@@ -16854,7 +17295,7 @@
       <w:r>
         <w:t xml:space="preserve"> </w:t>
       </w:r>
-      <w:hyperlink r:id="rId98">
+      <w:hyperlink r:id="rId106">
         <w:r>
           <w:rPr>
             <w:rStyle w:val="Hyperlink"/>
@@ -16871,7 +17312,7 @@
       <w:r>
         <w:t xml:space="preserve"> </w:t>
       </w:r>
-      <w:hyperlink r:id="rId99">
+      <w:hyperlink r:id="rId107">
         <w:r>
           <w:rPr>
             <w:rStyle w:val="Hyperlink"/>
@@ -17061,8 +17502,8 @@
         <w:t xml:space="preserve">is sent to infinity by a calculus limit.</w:t>
       </w:r>
     </w:p>
-    <w:bookmarkEnd w:id="100"/>
-    <w:bookmarkStart w:id="101" w:name="def-notational-shorthand"/>
+    <w:bookmarkEnd w:id="108"/>
+    <w:bookmarkStart w:id="109" w:name="def-notational-shorthand"/>
     <w:p>
       <w:pPr>
         <w:pStyle w:val="BodyText"/>
@@ -17072,7 +17513,7 @@
           <w:b/>
           <w:bCs/>
         </w:rPr>
-        <w:t xml:space="preserve">Definition 18 (Notational shorthand)</w:t>
+        <w:t xml:space="preserve">Definition 24 (Notational shorthand)</w:t>
       </w:r>
       <w:r>
         <w:t xml:space="preserve"> </w:t>
@@ -17114,11 +17555,25 @@
       <w:r>
         <w:t xml:space="preserve">and relies on the reader to supply the missing part from context.</w:t>
       </w:r>
-      <w:r>
-        <w:t xml:space="preserve"> </w:t>
-      </w:r>
-      <w:r>
-        <w:t xml:space="preserve">The expression with every part written out is its</w:t>
+    </w:p>
+    <w:bookmarkEnd w:id="109"/>
+    <w:bookmarkStart w:id="110" w:name="def-full-form"/>
+    <w:p>
+      <w:pPr>
+        <w:pStyle w:val="BodyText"/>
+      </w:pPr>
+      <w:r>
+        <w:rPr>
+          <w:b/>
+          <w:bCs/>
+        </w:rPr>
+        <w:t xml:space="preserve">Definition 25 (Full form)</w:t>
+      </w:r>
+      <w:r>
+        <w:t xml:space="preserve"> </w:t>
+      </w:r>
+      <w:r>
+        <w:t xml:space="preserve">The</w:t>
       </w:r>
       <w:r>
         <w:t xml:space="preserve"> </w:t>
@@ -17131,10 +17586,30 @@
         <w:t xml:space="preserve">full form</w:t>
       </w:r>
       <w:r>
-        <w:t xml:space="preserve">.</w:t>
+        <w:t xml:space="preserve"> </w:t>
+      </w:r>
+      <w:r>
+        <w:t xml:space="preserve">of a notational shorthand (</w:t>
+      </w:r>
+      <w:hyperlink w:anchor="def-notational-shorthand">
+        <w:r>
+          <w:rPr>
+            <w:rStyle w:val="Hyperlink"/>
+          </w:rPr>
+          <w:t xml:space="preserve">Definition 24</w:t>
+        </w:r>
+      </w:hyperlink>
+      <w:r>
+        <w:t xml:space="preserve">)</w:t>
+      </w:r>
+      <w:r>
+        <w:t xml:space="preserve"> </w:t>
+      </w:r>
+      <w:r>
+        <w:t xml:space="preserve">is the expression with every part written out.</w:t>
       </w:r>
     </w:p>
-    <w:bookmarkEnd w:id="101"/>
+    <w:bookmarkEnd w:id="110"/>
     <w:tbl>
       <w:tblPr>
         <w:tblStyle w:val="Table"/>
@@ -17176,18 +17651,18 @@
                 <wp:inline>
                   <wp:extent cx="152400" cy="152400"/>
                   <wp:effectExtent b="0" l="0" r="0" t="0"/>
-                  <wp:docPr descr="" title="" id="102" name="Picture"/>
+                  <wp:docPr descr="" title="" id="111" name="Picture"/>
                   <a:graphic>
                     <a:graphicData uri="http://schemas.openxmlformats.org/drawingml/2006/picture">
                       <pic:pic>
                         <pic:nvPicPr>
-                          <pic:cNvPr descr="/opt/quarto/share/formats/docx/note.png" id="103" name="Picture"/>
+                          <pic:cNvPr descr="/opt/quarto/share/formats/docx/note.png" id="112" name="Picture"/>
                           <pic:cNvPicPr>
                             <a:picLocks noChangeArrowheads="1" noChangeAspect="1"/>
                           </pic:cNvPicPr>
                         </pic:nvPicPr>
                         <pic:blipFill>
-                          <a:blip r:embed="rId34"/>
+                          <a:blip r:embed="rId38"/>
                           <a:stretch>
                             <a:fillRect/>
                           </a:stretch>
@@ -17587,7 +18062,7 @@
         </w:tc>
       </w:tr>
     </w:tbl>
-    <w:bookmarkStart w:id="104" w:name="def-range-of-variable"/>
+    <w:bookmarkStart w:id="113" w:name="def-range-of-variable"/>
     <w:p>
       <w:pPr>
         <w:pStyle w:val="FirstParagraph"/>
@@ -17597,7 +18072,7 @@
           <w:b/>
           <w:bCs/>
         </w:rPr>
-        <w:t xml:space="preserve">Definition 19 (Range of a variable)</w:t>
+        <w:t xml:space="preserve">Definition 26 (Range of a variable)</w:t>
       </w:r>
       <w:r>
         <w:t xml:space="preserve"> </w:t>
@@ -17683,7 +18158,7 @@
         <w:t xml:space="preserve">can take.</w:t>
       </w:r>
     </w:p>
-    <w:bookmarkEnd w:id="104"/>
+    <w:bookmarkEnd w:id="113"/>
     <w:p>
       <w:pPr>
         <w:pStyle w:val="BodyText"/>
@@ -17799,7 +18274,7 @@
       <w:r>
         <w:t xml:space="preserve"> </w:t>
       </w:r>
-      <w:hyperlink r:id="rId13">
+      <w:hyperlink r:id="rId14">
         <w:r>
           <w:rPr>
             <w:rStyle w:val="Hyperlink"/>
@@ -17830,7 +18305,7 @@
       <w:r>
         <w:t xml:space="preserve"> </w:t>
       </w:r>
-      <w:hyperlink r:id="rId105">
+      <w:hyperlink r:id="rId114">
         <w:r>
           <w:rPr>
             <w:rStyle w:val="Hyperlink"/>
@@ -17900,7 +18375,7 @@
       <w:r>
         <w:t xml:space="preserve"> </w:t>
       </w:r>
-      <w:hyperlink r:id="rId106">
+      <w:hyperlink r:id="rId115">
         <w:r>
           <w:rPr>
             <w:rStyle w:val="Hyperlink"/>
@@ -17967,7 +18442,7 @@
       <w:r>
         <w:t xml:space="preserve">(</w:t>
       </w:r>
-      <w:hyperlink r:id="rId107">
+      <w:hyperlink r:id="rId116">
         <w:r>
           <w:rPr>
             <w:rStyle w:val="Hyperlink"/>
@@ -18329,7 +18804,7 @@
       <w:r>
         <w:t xml:space="preserve"> </w:t>
       </w:r>
-      <w:hyperlink r:id="rId105">
+      <w:hyperlink r:id="rId114">
         <w:r>
           <w:rPr>
             <w:rStyle w:val="Hyperlink"/>
@@ -18429,7 +18904,7 @@
       <w:tr>
         <w:tc>
           <w:tcPr/>
-          <w:bookmarkStart w:id="109" w:name="tbl-notational-shorthands"/>
+          <w:bookmarkStart w:id="118" w:name="tbl-notational-shorthands"/>
           <w:p>
             <w:pPr>
               <w:jc w:val="center"/>
@@ -18645,7 +19120,7 @@
                   <w:r>
                     <w:t xml:space="preserve">the set the sum runs over (</w:t>
                   </w:r>
-                  <w:hyperlink r:id="rId108">
+                  <w:hyperlink r:id="rId117">
                     <w:r>
                       <w:rPr>
                         <w:rStyle w:val="Hyperlink"/>
@@ -18774,7 +19249,7 @@
                   <w:r>
                     <w:t xml:space="preserve">the lower and upper limits of the index (</w:t>
                   </w:r>
-                  <w:hyperlink r:id="rId94">
+                  <w:hyperlink r:id="rId100">
                     <w:r>
                       <w:rPr>
                         <w:rStyle w:val="Hyperlink"/>
@@ -20075,12 +20550,12 @@
               </w:tc>
             </w:tr>
           </w:tbl>
-          <w:bookmarkEnd w:id="109"/>
+          <w:bookmarkEnd w:id="118"/>
           <w:p/>
         </w:tc>
       </w:tr>
     </w:tbl>
-    <w:bookmarkStart w:id="111" w:name="rem-indefinite-integral-not-shorthand"/>
+    <w:bookmarkStart w:id="120" w:name="rem-indefinite-integral-not-shorthand"/>
     <w:p>
       <w:pPr>
         <w:pStyle w:val="BodyText"/>
@@ -20192,7 +20667,7 @@
       <w:r>
         <w:t xml:space="preserve"> </w:t>
       </w:r>
-      <w:hyperlink r:id="rId110">
+      <w:hyperlink r:id="rId119">
         <w:r>
           <w:rPr>
             <w:rStyle w:val="Hyperlink"/>
@@ -20353,8 +20828,8 @@
         <w:t xml:space="preserve">Writing the limits out tells the reader which of the two is meant.</w:t>
       </w:r>
     </w:p>
-    <w:bookmarkEnd w:id="111"/>
-    <w:bookmarkStart w:id="112" w:name="exm-expand-index-shorthand"/>
+    <w:bookmarkEnd w:id="120"/>
+    <w:bookmarkStart w:id="121" w:name="exm-expand-index-shorthand"/>
     <w:p>
       <w:pPr>
         <w:pStyle w:val="BodyText"/>
@@ -20800,9 +21275,9 @@
         </m:oMath>
       </m:oMathPara>
     </w:p>
-    <w:bookmarkEnd w:id="112"/>
-    <w:bookmarkEnd w:id="113"/>
-    <w:bookmarkStart w:id="120" w:name="X93a3d4ef5e06a67ae6b891e46b41b74b3674f55"/>
+    <w:bookmarkEnd w:id="121"/>
+    <w:bookmarkEnd w:id="122"/>
+    <w:bookmarkStart w:id="129" w:name="X93a3d4ef5e06a67ae6b891e46b41b74b3674f55"/>
     <w:p>
       <w:pPr>
         <w:pStyle w:val="Heading2"/>
@@ -20931,7 +21406,7 @@
       <w:r>
         <w:t xml:space="preserve"> </w:t>
       </w:r>
-      <w:hyperlink r:id="rId114">
+      <w:hyperlink r:id="rId123">
         <w:r>
           <w:rPr>
             <w:rStyle w:val="Hyperlink"/>
@@ -20951,7 +21426,7 @@
       <w:r>
         <w:t xml:space="preserve"> </w:t>
       </w:r>
-      <w:hyperlink r:id="rId115">
+      <w:hyperlink r:id="rId124">
         <w:r>
           <w:rPr>
             <w:rStyle w:val="Hyperlink"/>
@@ -20971,7 +21446,7 @@
       <w:r>
         <w:t xml:space="preserve"> </w:t>
       </w:r>
-      <w:hyperlink r:id="rId116">
+      <w:hyperlink r:id="rId125">
         <w:r>
           <w:rPr>
             <w:rStyle w:val="Hyperlink"/>
@@ -20991,7 +21466,7 @@
       <w:r>
         <w:t xml:space="preserve"> </w:t>
       </w:r>
-      <w:hyperlink r:id="rId117">
+      <w:hyperlink r:id="rId126">
         <w:r>
           <w:rPr>
             <w:rStyle w:val="Hyperlink"/>
@@ -21011,7 +21486,7 @@
       <w:r>
         <w:t xml:space="preserve"> </w:t>
       </w:r>
-      <w:hyperlink r:id="rId118">
+      <w:hyperlink r:id="rId127">
         <w:r>
           <w:rPr>
             <w:rStyle w:val="Hyperlink"/>
@@ -21052,7 +21527,7 @@
       <w:r>
         <w:t xml:space="preserve"> </w:t>
       </w:r>
-      <w:hyperlink r:id="rId119">
+      <w:hyperlink r:id="rId128">
         <w:r>
           <w:rPr>
             <w:rStyle w:val="Hyperlink"/>
@@ -21064,8 +21539,8 @@
         <w:t xml:space="preserve">.</w:t>
       </w:r>
     </w:p>
-    <w:bookmarkEnd w:id="120"/>
-    <w:bookmarkStart w:id="123" w:name="sec-further-reading"/>
+    <w:bookmarkEnd w:id="129"/>
+    <w:bookmarkStart w:id="133" w:name="sec-further-reading"/>
     <w:p>
       <w:pPr>
         <w:pStyle w:val="Heading2"/>
@@ -21090,7 +21565,7 @@
       <w:r>
         <w:t xml:space="preserve"> </w:t>
       </w:r>
-      <w:hyperlink r:id="rId121">
+      <w:hyperlink r:id="rId130">
         <w:r>
           <w:rPr>
             <w:rStyle w:val="Hyperlink"/>
@@ -21128,7 +21603,7 @@
       <w:r>
         <w:t xml:space="preserve">logical connectives (</w:t>
       </w:r>
-      <w:hyperlink r:id="rId9">
+      <w:hyperlink r:id="rId88">
         <w:r>
           <w:rPr>
             <w:rStyle w:val="Hyperlink"/>
@@ -21139,7 +21614,7 @@
       <w:r>
         <w:t xml:space="preserve">) and quantifiers (</w:t>
       </w:r>
-      <w:hyperlink r:id="rId10">
+      <w:hyperlink r:id="rId131">
         <w:r>
           <w:rPr>
             <w:rStyle w:val="Hyperlink"/>
@@ -21197,7 +21672,7 @@
       <w:r>
         <w:t xml:space="preserve"> </w:t>
       </w:r>
-      <w:hyperlink r:id="rId122">
+      <w:hyperlink r:id="rId132">
         <w:r>
           <w:rPr>
             <w:rStyle w:val="Hyperlink"/>
@@ -21212,8 +21687,8 @@
         <w:t xml:space="preserve">page.</w:t>
       </w:r>
     </w:p>
-    <w:bookmarkEnd w:id="123"/>
-    <w:bookmarkStart w:id="132" w:name="references"/>
+    <w:bookmarkEnd w:id="133"/>
+    <w:bookmarkStart w:id="142" w:name="references"/>
     <w:p>
       <w:pPr>
         <w:pStyle w:val="Heading2"/>
@@ -21222,8 +21697,8 @@
         <w:t xml:space="preserve">References</w:t>
       </w:r>
     </w:p>
-    <w:bookmarkStart w:id="131" w:name="refs"/>
-    <w:bookmarkStart w:id="125" w:name="ref-barkerplummer2011language"/>
+    <w:bookmarkStart w:id="141" w:name="refs"/>
+    <w:bookmarkStart w:id="135" w:name="ref-barkerplummer2011language"/>
     <w:p>
       <w:pPr>
         <w:pStyle w:val="Bibliography"/>
@@ -21247,7 +21722,7 @@
       <w:r>
         <w:t xml:space="preserve"> </w:t>
       </w:r>
-      <w:hyperlink r:id="rId124">
+      <w:hyperlink r:id="rId134">
         <w:r>
           <w:rPr>
             <w:rStyle w:val="Hyperlink"/>
@@ -21259,8 +21734,8 @@
         <w:t xml:space="preserve">.</w:t>
       </w:r>
     </w:p>
-    <w:bookmarkEnd w:id="125"/>
-    <w:bookmarkStart w:id="127" w:name="ref-nelder1972generalized"/>
+    <w:bookmarkEnd w:id="135"/>
+    <w:bookmarkStart w:id="137" w:name="ref-nelder1972generalized"/>
     <w:p>
       <w:pPr>
         <w:pStyle w:val="Bibliography"/>
@@ -21293,7 +21768,7 @@
       <w:r>
         <w:t xml:space="preserve"> </w:t>
       </w:r>
-      <w:hyperlink r:id="rId126">
+      <w:hyperlink r:id="rId136">
         <w:r>
           <w:rPr>
             <w:rStyle w:val="Hyperlink"/>
@@ -21305,8 +21780,8 @@
         <w:t xml:space="preserve">.</w:t>
       </w:r>
     </w:p>
-    <w:bookmarkEnd w:id="127"/>
-    <w:bookmarkStart w:id="128" w:name="ref-rudin1976principles"/>
+    <w:bookmarkEnd w:id="137"/>
+    <w:bookmarkStart w:id="138" w:name="ref-rudin1976principles"/>
     <w:p>
       <w:pPr>
         <w:pStyle w:val="Bibliography"/>
@@ -21328,8 +21803,8 @@
         <w:t xml:space="preserve">. 3rd ed. International Series in Pure and Applied Mathematics. McGraw-Hill.</w:t>
       </w:r>
     </w:p>
-    <w:bookmarkEnd w:id="128"/>
-    <w:bookmarkStart w:id="130" w:name="ref-velleman2019prove"/>
+    <w:bookmarkEnd w:id="138"/>
+    <w:bookmarkStart w:id="140" w:name="ref-velleman2019prove"/>
     <w:p>
       <w:pPr>
         <w:pStyle w:val="Bibliography"/>
@@ -21353,7 +21828,7 @@
       <w:r>
         <w:t xml:space="preserve"> </w:t>
       </w:r>
-      <w:hyperlink r:id="rId129">
+      <w:hyperlink r:id="rId139">
         <w:r>
           <w:rPr>
             <w:rStyle w:val="Hyperlink"/>
@@ -21365,9 +21840,9 @@
         <w:t xml:space="preserve">.</w:t>
       </w:r>
     </w:p>
-    <w:bookmarkEnd w:id="130"/>
-    <w:bookmarkEnd w:id="131"/>
-    <w:bookmarkEnd w:id="132"/>
+    <w:bookmarkEnd w:id="140"/>
+    <w:bookmarkEnd w:id="141"/>
+    <w:bookmarkEnd w:id="142"/>
     <w:sectPr>
       <w:footnotePr>
         <w:numRestart w:val="eachSect"/>
@@ -21397,7 +21872,7 @@
       </w:r>
     </w:p>
   </w:footnote>
-  <w:footnote w:id="16">
+  <w:footnote w:id="17">
     <w:p>
       <w:pPr>
         <w:pStyle w:val="FootnoteText"/>
@@ -21416,7 +21891,7 @@
       </w:r>
     </w:p>
   </w:footnote>
-  <w:footnote w:id="20">
+  <w:footnote w:id="21">
     <w:p>
       <w:pPr>
         <w:pStyle w:val="FootnoteText"/>
@@ -21520,7 +21995,7 @@
       <w:r>
         <w:t xml:space="preserve"> </w:t>
       </w:r>
-      <w:hyperlink r:id="rId21">
+      <w:hyperlink r:id="rId22">
         <w:r>
           <w:rPr>
             <w:rStyle w:val="Hyperlink"/>
